--- a/Intermediate presentation.docx
+++ b/Intermediate presentation.docx
@@ -23,6 +23,11 @@
     </w:p>
     <w:p>
       <w:r>
+        <w:t xml:space="preserve">Talk about difference between employment and unemployment </w:t>
+      </w:r>
+    </w:p>
+    <w:p>
+      <w:r>
         <w:t xml:space="preserve">Show what is VAR and how MAR looks compared to VAR. </w:t>
       </w:r>
     </w:p>
@@ -38,7 +43,7 @@
     </w:p>
     <w:p>
       <w:r>
-        <w:t>Interpretation and identification of A and B</w:t>
+        <w:t>Interpretation of A and B</w:t>
       </w:r>
     </w:p>
     <w:p>
@@ -74,15 +79,7 @@
     </w:p>
     <w:p>
       <w:r>
-        <w:t xml:space="preserve">We can use library </w:t>
-      </w:r>
-      <w:proofErr w:type="spellStart"/>
-      <w:r>
-        <w:t>TensorTS</w:t>
-      </w:r>
-      <w:proofErr w:type="spellEnd"/>
-      <w:r>
-        <w:t xml:space="preserve"> which has all the required functions to calculate A and B, but we have to understand what data we want to have on the input.</w:t>
+        <w:t>We can use library TensorTS which has all the required functions to calculate A and B, but we have to understand what data we want to have on the input.</w:t>
       </w:r>
     </w:p>
     <w:p>
@@ -193,15 +190,7 @@
         </w:numPr>
       </w:pPr>
       <w:r>
-        <w:t xml:space="preserve">Result? Our data is prepared for </w:t>
-      </w:r>
-      <w:proofErr w:type="spellStart"/>
-      <w:r>
-        <w:t>TensorTS</w:t>
-      </w:r>
-      <w:proofErr w:type="spellEnd"/>
-      <w:r>
-        <w:t xml:space="preserve"> library</w:t>
+        <w:t>Result? Our data is prepared for TensorTS library</w:t>
       </w:r>
     </w:p>
     <w:p>
@@ -209,16 +198,497 @@
         <w:t>How we will</w:t>
       </w:r>
       <w:r>
-        <w:t xml:space="preserve"> use </w:t>
-      </w:r>
-      <w:proofErr w:type="spellStart"/>
-      <w:r>
-        <w:t>TensorTS</w:t>
-      </w:r>
-      <w:proofErr w:type="spellEnd"/>
+        <w:t xml:space="preserve"> use TensorTS</w:t>
+      </w:r>
       <w:r>
         <w:t xml:space="preserve"> in the future</w:t>
       </w:r>
+    </w:p>
+    <w:p>
+      <w:pPr>
+        <w:tabs>
+          <w:tab w:val="left" w:pos="6899"/>
+        </w:tabs>
+        <w:rPr>
+          <w:lang w:val="ru-RU"/>
+        </w:rPr>
+      </w:pPr>
+      <w:r>
+        <w:t xml:space="preserve">Present results (simple results A and B matrixes from any method) </w:t>
+      </w:r>
+    </w:p>
+    <w:p>
+      <w:pPr>
+        <w:tabs>
+          <w:tab w:val="left" w:pos="6899"/>
+        </w:tabs>
+        <w:rPr>
+          <w:lang w:val="ru-RU"/>
+        </w:rPr>
+      </w:pPr>
+    </w:p>
+    <w:p>
+      <w:pPr>
+        <w:tabs>
+          <w:tab w:val="left" w:pos="6899"/>
+        </w:tabs>
+        <w:rPr>
+          <w:lang w:val="ru-RU"/>
+        </w:rPr>
+      </w:pPr>
+    </w:p>
+    <w:p>
+      <w:pPr>
+        <w:tabs>
+          <w:tab w:val="left" w:pos="6899"/>
+        </w:tabs>
+        <w:rPr>
+          <w:lang w:val="ru-RU"/>
+        </w:rPr>
+      </w:pPr>
+    </w:p>
+    <w:p>
+      <w:pPr>
+        <w:tabs>
+          <w:tab w:val="left" w:pos="6899"/>
+        </w:tabs>
+        <w:rPr>
+          <w:lang w:val="ru-RU"/>
+        </w:rPr>
+      </w:pPr>
+    </w:p>
+    <w:p>
+      <w:pPr>
+        <w:tabs>
+          <w:tab w:val="left" w:pos="6899"/>
+        </w:tabs>
+      </w:pPr>
+      <w:r>
+        <w:lastRenderedPageBreak/>
+        <w:t>Slide 1) Introduction slide</w:t>
+      </w:r>
+      <w:r>
+        <w:br/>
+        <w:t>Intermediate Presentation</w:t>
+      </w:r>
+      <w:r>
+        <w:br/>
+        <w:t>Autoregressive models for Matrix-Valued Time Series</w:t>
+      </w:r>
+      <w:r>
+        <w:br/>
+      </w:r>
+      <w:r>
+        <w:t>Igor Vasilev</w:t>
+      </w:r>
+    </w:p>
+    <w:p>
+      <w:pPr>
+        <w:tabs>
+          <w:tab w:val="left" w:pos="6899"/>
+        </w:tabs>
+      </w:pPr>
+    </w:p>
+    <w:p>
+      <w:pPr>
+        <w:tabs>
+          <w:tab w:val="left" w:pos="6899"/>
+        </w:tabs>
+      </w:pPr>
+      <w:r>
+        <w:t xml:space="preserve">Slide </w:t>
+      </w:r>
+      <w:r>
+        <w:t>2</w:t>
+      </w:r>
+      <w:r>
+        <w:t xml:space="preserve">) </w:t>
+      </w:r>
+      <w:r>
+        <w:t>Research question</w:t>
+      </w:r>
+      <w:r>
+        <w:br/>
+      </w:r>
+      <w:r>
+        <w:t>Research question</w:t>
+      </w:r>
+      <w:r>
+        <w:br/>
+        <w:t xml:space="preserve">In this thesis we want to explore the usage of </w:t>
+      </w:r>
+      <w:r>
+        <w:t>Autoregressive models for Matrix-Valued Time Series</w:t>
+      </w:r>
+      <w:r>
+        <w:t>. For these purposes we will use the sectoral US unemployment data.</w:t>
+      </w:r>
+    </w:p>
+    <w:p>
+      <w:pPr>
+        <w:tabs>
+          <w:tab w:val="left" w:pos="6899"/>
+        </w:tabs>
+      </w:pPr>
+    </w:p>
+    <w:p>
+      <w:pPr>
+        <w:tabs>
+          <w:tab w:val="left" w:pos="6899"/>
+        </w:tabs>
+      </w:pPr>
+      <w:r>
+        <w:t>Slide 3) Data</w:t>
+      </w:r>
+      <w:r>
+        <w:br/>
+        <w:t xml:space="preserve">Show how data looks like and what do we want to achieve with it. </w:t>
+      </w:r>
+    </w:p>
+    <w:p>
+      <w:pPr>
+        <w:tabs>
+          <w:tab w:val="left" w:pos="6899"/>
+        </w:tabs>
+      </w:pPr>
+    </w:p>
+    <w:p>
+      <w:pPr>
+        <w:tabs>
+          <w:tab w:val="left" w:pos="6899"/>
+        </w:tabs>
+      </w:pPr>
+      <w:r>
+        <w:t>Slide 3</w:t>
+      </w:r>
+      <w:r>
+        <w:t>.1</w:t>
+      </w:r>
+      <w:r>
+        <w:t>) Data</w:t>
+      </w:r>
+      <w:r>
+        <w:br/>
+        <w:t>Show Tensor data</w:t>
+      </w:r>
+    </w:p>
+    <w:p>
+      <w:pPr>
+        <w:tabs>
+          <w:tab w:val="left" w:pos="6899"/>
+        </w:tabs>
+      </w:pPr>
+    </w:p>
+    <w:p>
+      <w:pPr>
+        <w:tabs>
+          <w:tab w:val="left" w:pos="6899"/>
+        </w:tabs>
+      </w:pPr>
+    </w:p>
+    <w:p>
+      <w:pPr>
+        <w:tabs>
+          <w:tab w:val="left" w:pos="6899"/>
+        </w:tabs>
+      </w:pPr>
+      <w:r>
+        <w:t>Slide 4) Matrix to matrix</w:t>
+      </w:r>
+      <w:r>
+        <w:br/>
+        <w:t xml:space="preserve">Show 2 matrixes and say that we want to understand how one affects the other </w:t>
+      </w:r>
+    </w:p>
+    <w:p>
+      <w:pPr>
+        <w:tabs>
+          <w:tab w:val="left" w:pos="6899"/>
+        </w:tabs>
+      </w:pPr>
+    </w:p>
+    <w:p>
+      <w:pPr>
+        <w:tabs>
+          <w:tab w:val="left" w:pos="6899"/>
+        </w:tabs>
+      </w:pPr>
+      <w:r>
+        <w:t xml:space="preserve">Slide </w:t>
+      </w:r>
+      <w:r>
+        <w:t>5</w:t>
+      </w:r>
+      <w:r>
+        <w:t>) Explain the basics (VAR)</w:t>
+      </w:r>
+      <w:r>
+        <w:br/>
+      </w:r>
+      <w:r>
+        <w:t>In terms to understand why we would prefer MAR models</w:t>
+      </w:r>
+      <w:r>
+        <w:t xml:space="preserve"> over VAR</w:t>
+      </w:r>
+      <w:r>
+        <w:t xml:space="preserve"> we first need to explain </w:t>
+      </w:r>
+      <w:r>
+        <w:t>the latter</w:t>
+      </w:r>
+      <w:r>
+        <w:t xml:space="preserve">. </w:t>
+      </w:r>
+      <w:r>
+        <w:br/>
+        <w:t>Here explain how VAR works.</w:t>
+      </w:r>
+      <w:r>
+        <w:br/>
+        <w:t xml:space="preserve">Then explain why VAR is not the most efficient thing. </w:t>
+      </w:r>
+      <w:r>
+        <w:t>Like show and compare what kind of computation we need to do for VAR and MAR.</w:t>
+      </w:r>
+    </w:p>
+    <w:p>
+      <w:pPr>
+        <w:tabs>
+          <w:tab w:val="left" w:pos="6899"/>
+        </w:tabs>
+      </w:pPr>
+    </w:p>
+    <w:p>
+      <w:pPr>
+        <w:tabs>
+          <w:tab w:val="left" w:pos="6899"/>
+        </w:tabs>
+      </w:pPr>
+      <w:r>
+        <w:t xml:space="preserve">Slide </w:t>
+      </w:r>
+      <w:r>
+        <w:t>6</w:t>
+      </w:r>
+      <w:r>
+        <w:t>) Explain the basics (MAR)</w:t>
+      </w:r>
+      <w:r>
+        <w:br/>
+        <w:t>E</w:t>
+      </w:r>
+      <w:r>
+        <w:t xml:space="preserve">xplain how </w:t>
+      </w:r>
+      <w:r>
+        <w:t>M</w:t>
+      </w:r>
+      <w:r>
+        <w:t xml:space="preserve">AR </w:t>
+      </w:r>
+      <w:r>
+        <w:t>is a solution to the problem discussed on slide 5</w:t>
+      </w:r>
+      <w:r>
+        <w:br/>
+        <w:t>Show an example with 4 matrices Xt and Xt-1 and A and B</w:t>
+      </w:r>
+    </w:p>
+    <w:p>
+      <w:pPr>
+        <w:tabs>
+          <w:tab w:val="left" w:pos="6899"/>
+        </w:tabs>
+      </w:pPr>
+    </w:p>
+    <w:p>
+      <w:r>
+        <w:t xml:space="preserve">Slide </w:t>
+      </w:r>
+      <w:r>
+        <w:t>7</w:t>
+      </w:r>
+      <w:r>
+        <w:t xml:space="preserve">) </w:t>
+      </w:r>
+      <w:r>
+        <w:t>Interpretation</w:t>
+      </w:r>
+      <w:r>
+        <w:br/>
+      </w:r>
+      <w:r>
+        <w:t>Interpretation of A and B</w:t>
+      </w:r>
+      <w:r>
+        <w:br/>
+      </w:r>
+    </w:p>
+    <w:p>
+      <w:r>
+        <w:lastRenderedPageBreak/>
+        <w:t>Slide 8)</w:t>
+      </w:r>
+      <w:r>
+        <w:t xml:space="preserve"> Estimation</w:t>
+      </w:r>
+      <w:r>
+        <w:br/>
+      </w:r>
+      <w:r>
+        <w:t>Est</w:t>
+      </w:r>
+      <w:r>
+        <w:t xml:space="preserve">imation </w:t>
+      </w:r>
+      <w:r>
+        <w:t>of A and B</w:t>
+      </w:r>
+      <w:r>
+        <w:br/>
+        <w:t>Say that there are 3 methods</w:t>
+      </w:r>
+    </w:p>
+    <w:p/>
+    <w:p>
+      <w:r>
+        <w:t xml:space="preserve">Slide </w:t>
+      </w:r>
+      <w:r>
+        <w:t>9</w:t>
+      </w:r>
+      <w:r>
+        <w:t>) Estimation</w:t>
+      </w:r>
+      <w:r>
+        <w:br/>
+        <w:t>Explain Method 2</w:t>
+      </w:r>
+    </w:p>
+    <w:p/>
+    <w:p>
+      <w:r>
+        <w:t>Slide 9</w:t>
+      </w:r>
+      <w:r>
+        <w:t>.1</w:t>
+      </w:r>
+      <w:r>
+        <w:t>) Estimation</w:t>
+      </w:r>
+      <w:r>
+        <w:br/>
+        <w:t>Explain Method 2</w:t>
+      </w:r>
+      <w:r>
+        <w:br/>
+      </w:r>
+    </w:p>
+    <w:p>
+      <w:r>
+        <w:t xml:space="preserve">Slide 10) </w:t>
+      </w:r>
+      <w:r>
+        <w:t>What have we done</w:t>
+      </w:r>
+      <w:r>
+        <w:br/>
+        <w:t xml:space="preserve">TensorTS </w:t>
+      </w:r>
+      <w:r>
+        <w:br/>
+        <w:t xml:space="preserve">Say that we will use TensorTS library to calculate matrices A and B. </w:t>
+      </w:r>
+      <w:r>
+        <w:br/>
+        <w:t>But to calculate we have we preprocess our data in a special format and check its stability</w:t>
+      </w:r>
+      <w:r>
+        <w:br/>
+      </w:r>
+      <w:r>
+        <w:br/>
+        <w:t>Slide 11) Data gathering</w:t>
+      </w:r>
+      <w:r>
+        <w:br/>
+        <w:t>Fred, tell about employment vs unemployment</w:t>
+      </w:r>
+    </w:p>
+    <w:p/>
+    <w:p>
+      <w:r>
+        <w:t>Slide 12) Data processing</w:t>
+      </w:r>
+      <w:r>
+        <w:br/>
+        <w:t>Check for stability using ADF</w:t>
+      </w:r>
+      <w:r>
+        <w:br/>
+        <w:t>First differencing</w:t>
+      </w:r>
+      <w:r>
+        <w:br/>
+      </w:r>
+      <w:r>
+        <w:br/>
+        <w:t>Slide 13) Plug it into TensorTS and get results for A and B</w:t>
+      </w:r>
+      <w:r>
+        <w:br/>
+        <w:t>Discuss results for A and B</w:t>
+      </w:r>
+      <w:r>
+        <w:br/>
+      </w:r>
+      <w:r>
+        <w:br/>
+      </w:r>
+      <w:r>
+        <w:br/>
+        <w:t>Slide 14) Future</w:t>
+      </w:r>
+      <w:r>
+        <w:br/>
+        <w:t xml:space="preserve">Do estimation methods 1 and 3. </w:t>
+      </w:r>
+      <w:r>
+        <w:br/>
+        <w:t>Check eigenvalues</w:t>
+      </w:r>
+      <w:r>
+        <w:br/>
+        <w:t>Check residuals</w:t>
+      </w:r>
+      <w:r>
+        <w:br/>
+        <w:t>Economic interpretation</w:t>
+      </w:r>
+      <w:r>
+        <w:t xml:space="preserve"> (mb example with Chicago as a financial center of the analyzed region)</w:t>
+      </w:r>
+      <w:r>
+        <w:br/>
+      </w:r>
+      <w:r>
+        <w:br/>
+      </w:r>
+    </w:p>
+    <w:p>
+      <w:pPr>
+        <w:tabs>
+          <w:tab w:val="left" w:pos="6899"/>
+        </w:tabs>
+      </w:pPr>
+    </w:p>
+    <w:p>
+      <w:pPr>
+        <w:tabs>
+          <w:tab w:val="left" w:pos="6899"/>
+        </w:tabs>
+      </w:pPr>
     </w:p>
     <w:sectPr>
       <w:pgSz w:w="11906" w:h="16838"/>
@@ -750,6 +1220,7 @@
   <w:style w:type="paragraph" w:default="1" w:styleId="Normal">
     <w:name w:val="Normal"/>
     <w:qFormat/>
+    <w:rsid w:val="000A2237"/>
   </w:style>
   <w:style w:type="paragraph" w:styleId="Heading1">
     <w:name w:val="heading 1"/>

--- a/Intermediate presentation.docx
+++ b/Intermediate presentation.docx
@@ -277,8 +277,6 @@
       </w:r>
       <w:r>
         <w:br/>
-      </w:r>
-      <w:r>
         <w:t>Igor Vasilev</w:t>
       </w:r>
     </w:p>
@@ -296,229 +294,410 @@
         </w:tabs>
       </w:pPr>
       <w:r>
+        <w:t>Slide 2) Research question</w:t>
+      </w:r>
+      <w:r>
+        <w:br/>
+        <w:t>Research question</w:t>
+      </w:r>
+      <w:r>
+        <w:br/>
+        <w:t>In this thesis we want to explore the usage of Autoregressive models for Matrix-Valued Time Series. For these purposes we will use the sectoral US unemployment data.</w:t>
+      </w:r>
+    </w:p>
+    <w:p>
+      <w:pPr>
+        <w:tabs>
+          <w:tab w:val="left" w:pos="6899"/>
+        </w:tabs>
+      </w:pPr>
+    </w:p>
+    <w:p>
+      <w:pPr>
+        <w:tabs>
+          <w:tab w:val="left" w:pos="6899"/>
+        </w:tabs>
+      </w:pPr>
+      <w:r>
+        <w:t>Slide 3) Data</w:t>
+      </w:r>
+      <w:r>
+        <w:br/>
+        <w:t xml:space="preserve">Show how data looks like and what do we want to achieve with it. </w:t>
+      </w:r>
+    </w:p>
+    <w:p>
+      <w:pPr>
+        <w:tabs>
+          <w:tab w:val="left" w:pos="6899"/>
+        </w:tabs>
+      </w:pPr>
+    </w:p>
+    <w:p>
+      <w:pPr>
+        <w:tabs>
+          <w:tab w:val="left" w:pos="6899"/>
+        </w:tabs>
+      </w:pPr>
+      <w:r>
+        <w:t>Slide 3.1) Data</w:t>
+      </w:r>
+      <w:r>
+        <w:br/>
+        <w:t>Show Tensor data</w:t>
+      </w:r>
+    </w:p>
+    <w:p>
+      <w:pPr>
+        <w:tabs>
+          <w:tab w:val="left" w:pos="6899"/>
+        </w:tabs>
+      </w:pPr>
+      <w:r>
+        <w:drawing>
+          <wp:inline distT="0" distB="0" distL="0" distR="0" wp14:anchorId="09937AE2" wp14:editId="27CF3E57">
+            <wp:extent cx="2943472" cy="2386242"/>
+            <wp:effectExtent l="0" t="0" r="0" b="0"/>
+            <wp:docPr id="570616452" name="Picture 1"/>
+            <wp:cNvGraphicFramePr>
+              <a:graphicFrameLocks xmlns:a="http://schemas.openxmlformats.org/drawingml/2006/main" noChangeAspect="1"/>
+            </wp:cNvGraphicFramePr>
+            <a:graphic xmlns:a="http://schemas.openxmlformats.org/drawingml/2006/main">
+              <a:graphicData uri="http://schemas.openxmlformats.org/drawingml/2006/picture">
+                <pic:pic xmlns:pic="http://schemas.openxmlformats.org/drawingml/2006/picture">
+                  <pic:nvPicPr>
+                    <pic:cNvPr id="570616452" name=""/>
+                    <pic:cNvPicPr/>
+                  </pic:nvPicPr>
+                  <pic:blipFill>
+                    <a:blip r:embed="rId5"/>
+                    <a:stretch>
+                      <a:fillRect/>
+                    </a:stretch>
+                  </pic:blipFill>
+                  <pic:spPr>
+                    <a:xfrm>
+                      <a:off x="0" y="0"/>
+                      <a:ext cx="2948549" cy="2390358"/>
+                    </a:xfrm>
+                    <a:prstGeom prst="rect">
+                      <a:avLst/>
+                    </a:prstGeom>
+                  </pic:spPr>
+                </pic:pic>
+              </a:graphicData>
+            </a:graphic>
+          </wp:inline>
+        </w:drawing>
+      </w:r>
+    </w:p>
+    <w:p>
+      <w:pPr>
+        <w:tabs>
+          <w:tab w:val="left" w:pos="6899"/>
+        </w:tabs>
+      </w:pPr>
+    </w:p>
+    <w:p>
+      <w:pPr>
+        <w:tabs>
+          <w:tab w:val="left" w:pos="6899"/>
+        </w:tabs>
+      </w:pPr>
+      <w:r>
+        <w:t>Slide 4) Matrix to matrix</w:t>
+      </w:r>
+      <w:r>
+        <w:br/>
+        <w:t>Show 2 matri</w:t>
+      </w:r>
+      <w:r>
+        <w:t>c</w:t>
+      </w:r>
+      <w:r>
+        <w:t xml:space="preserve">es and say that we want to understand how one affects the other </w:t>
+      </w:r>
+    </w:p>
+    <w:p>
+      <w:pPr>
+        <w:tabs>
+          <w:tab w:val="left" w:pos="6899"/>
+        </w:tabs>
+      </w:pPr>
+      <w:r>
+        <w:drawing>
+          <wp:inline distT="0" distB="0" distL="0" distR="0" wp14:anchorId="46FAEA87" wp14:editId="4BB4DD74">
+            <wp:extent cx="1772975" cy="1686995"/>
+            <wp:effectExtent l="0" t="0" r="0" b="8890"/>
+            <wp:docPr id="651728579" name="Picture 1"/>
+            <wp:cNvGraphicFramePr>
+              <a:graphicFrameLocks xmlns:a="http://schemas.openxmlformats.org/drawingml/2006/main" noChangeAspect="1"/>
+            </wp:cNvGraphicFramePr>
+            <a:graphic xmlns:a="http://schemas.openxmlformats.org/drawingml/2006/main">
+              <a:graphicData uri="http://schemas.openxmlformats.org/drawingml/2006/picture">
+                <pic:pic xmlns:pic="http://schemas.openxmlformats.org/drawingml/2006/picture">
+                  <pic:nvPicPr>
+                    <pic:cNvPr id="651728579" name=""/>
+                    <pic:cNvPicPr/>
+                  </pic:nvPicPr>
+                  <pic:blipFill>
+                    <a:blip r:embed="rId6"/>
+                    <a:stretch>
+                      <a:fillRect/>
+                    </a:stretch>
+                  </pic:blipFill>
+                  <pic:spPr>
+                    <a:xfrm>
+                      <a:off x="0" y="0"/>
+                      <a:ext cx="1784469" cy="1697932"/>
+                    </a:xfrm>
+                    <a:prstGeom prst="rect">
+                      <a:avLst/>
+                    </a:prstGeom>
+                  </pic:spPr>
+                </pic:pic>
+              </a:graphicData>
+            </a:graphic>
+          </wp:inline>
+        </w:drawing>
+      </w:r>
+      <w:r>
+        <w:t xml:space="preserve">                                                            </w:t>
+      </w:r>
+      <w:r>
+        <w:drawing>
+          <wp:inline distT="0" distB="0" distL="0" distR="0" wp14:anchorId="26A912F5" wp14:editId="3F48F621">
+            <wp:extent cx="1772975" cy="1686995"/>
+            <wp:effectExtent l="0" t="0" r="0" b="8890"/>
+            <wp:docPr id="1290446796" name="Picture 1"/>
+            <wp:cNvGraphicFramePr>
+              <a:graphicFrameLocks xmlns:a="http://schemas.openxmlformats.org/drawingml/2006/main" noChangeAspect="1"/>
+            </wp:cNvGraphicFramePr>
+            <a:graphic xmlns:a="http://schemas.openxmlformats.org/drawingml/2006/main">
+              <a:graphicData uri="http://schemas.openxmlformats.org/drawingml/2006/picture">
+                <pic:pic xmlns:pic="http://schemas.openxmlformats.org/drawingml/2006/picture">
+                  <pic:nvPicPr>
+                    <pic:cNvPr id="651728579" name=""/>
+                    <pic:cNvPicPr/>
+                  </pic:nvPicPr>
+                  <pic:blipFill>
+                    <a:blip r:embed="rId6"/>
+                    <a:stretch>
+                      <a:fillRect/>
+                    </a:stretch>
+                  </pic:blipFill>
+                  <pic:spPr>
+                    <a:xfrm>
+                      <a:off x="0" y="0"/>
+                      <a:ext cx="1784469" cy="1697932"/>
+                    </a:xfrm>
+                    <a:prstGeom prst="rect">
+                      <a:avLst/>
+                    </a:prstGeom>
+                  </pic:spPr>
+                </pic:pic>
+              </a:graphicData>
+            </a:graphic>
+          </wp:inline>
+        </w:drawing>
+      </w:r>
+    </w:p>
+    <w:p>
+      <w:pPr>
+        <w:tabs>
+          <w:tab w:val="left" w:pos="6899"/>
+        </w:tabs>
+      </w:pPr>
+      <w:r>
+        <w:lastRenderedPageBreak/>
+        <w:drawing>
+          <wp:inline distT="0" distB="0" distL="0" distR="0" wp14:anchorId="4DEE53ED" wp14:editId="0990EBB9">
+            <wp:extent cx="1807527" cy="1718841"/>
+            <wp:effectExtent l="0" t="0" r="2540" b="0"/>
+            <wp:docPr id="1527358416" name="Picture 1"/>
+            <wp:cNvGraphicFramePr>
+              <a:graphicFrameLocks xmlns:a="http://schemas.openxmlformats.org/drawingml/2006/main" noChangeAspect="1"/>
+            </wp:cNvGraphicFramePr>
+            <a:graphic xmlns:a="http://schemas.openxmlformats.org/drawingml/2006/main">
+              <a:graphicData uri="http://schemas.openxmlformats.org/drawingml/2006/picture">
+                <pic:pic xmlns:pic="http://schemas.openxmlformats.org/drawingml/2006/picture">
+                  <pic:nvPicPr>
+                    <pic:cNvPr id="1527358416" name=""/>
+                    <pic:cNvPicPr/>
+                  </pic:nvPicPr>
+                  <pic:blipFill>
+                    <a:blip r:embed="rId7"/>
+                    <a:stretch>
+                      <a:fillRect/>
+                    </a:stretch>
+                  </pic:blipFill>
+                  <pic:spPr>
+                    <a:xfrm>
+                      <a:off x="0" y="0"/>
+                      <a:ext cx="1816584" cy="1727454"/>
+                    </a:xfrm>
+                    <a:prstGeom prst="rect">
+                      <a:avLst/>
+                    </a:prstGeom>
+                  </pic:spPr>
+                </pic:pic>
+              </a:graphicData>
+            </a:graphic>
+          </wp:inline>
+        </w:drawing>
+      </w:r>
+      <w:r>
+        <w:t xml:space="preserve">                                                    </w:t>
+      </w:r>
+      <w:r>
+        <w:drawing>
+          <wp:inline distT="0" distB="0" distL="0" distR="0" wp14:anchorId="54053927" wp14:editId="69D6651B">
+            <wp:extent cx="1826158" cy="1714500"/>
+            <wp:effectExtent l="0" t="0" r="3175" b="0"/>
+            <wp:docPr id="1043539954" name="Picture 1"/>
+            <wp:cNvGraphicFramePr>
+              <a:graphicFrameLocks xmlns:a="http://schemas.openxmlformats.org/drawingml/2006/main" noChangeAspect="1"/>
+            </wp:cNvGraphicFramePr>
+            <a:graphic xmlns:a="http://schemas.openxmlformats.org/drawingml/2006/main">
+              <a:graphicData uri="http://schemas.openxmlformats.org/drawingml/2006/picture">
+                <pic:pic xmlns:pic="http://schemas.openxmlformats.org/drawingml/2006/picture">
+                  <pic:nvPicPr>
+                    <pic:cNvPr id="1043539954" name=""/>
+                    <pic:cNvPicPr/>
+                  </pic:nvPicPr>
+                  <pic:blipFill>
+                    <a:blip r:embed="rId8"/>
+                    <a:stretch>
+                      <a:fillRect/>
+                    </a:stretch>
+                  </pic:blipFill>
+                  <pic:spPr>
+                    <a:xfrm>
+                      <a:off x="0" y="0"/>
+                      <a:ext cx="1838995" cy="1726552"/>
+                    </a:xfrm>
+                    <a:prstGeom prst="rect">
+                      <a:avLst/>
+                    </a:prstGeom>
+                  </pic:spPr>
+                </pic:pic>
+              </a:graphicData>
+            </a:graphic>
+          </wp:inline>
+        </w:drawing>
+      </w:r>
+    </w:p>
+    <w:p>
+      <w:pPr>
+        <w:tabs>
+          <w:tab w:val="left" w:pos="6899"/>
+        </w:tabs>
+      </w:pPr>
+      <w:r>
         <w:t xml:space="preserve">Slide </w:t>
       </w:r>
       <w:r>
-        <w:t>2</w:t>
+        <w:t>5</w:t>
+      </w:r>
+      <w:r>
+        <w:t>) Explain the basics (VAR)</w:t>
+      </w:r>
+      <w:r>
+        <w:br/>
+      </w:r>
+      <w:r>
+        <w:t>In terms to understand why we would prefer MAR models</w:t>
+      </w:r>
+      <w:r>
+        <w:t xml:space="preserve"> over VAR</w:t>
+      </w:r>
+      <w:r>
+        <w:t xml:space="preserve"> we first need to explain </w:t>
+      </w:r>
+      <w:r>
+        <w:t>the latter</w:t>
+      </w:r>
+      <w:r>
+        <w:t xml:space="preserve">. </w:t>
+      </w:r>
+      <w:r>
+        <w:br/>
+        <w:t>Here explain how VAR works.</w:t>
+      </w:r>
+      <w:r>
+        <w:br/>
+        <w:t xml:space="preserve">Then explain why VAR is not the most efficient thing. </w:t>
+      </w:r>
+      <w:r>
+        <w:t>Like show and compare what kind of computation we need to do for VAR and MAR.</w:t>
+      </w:r>
+    </w:p>
+    <w:p>
+      <w:pPr>
+        <w:tabs>
+          <w:tab w:val="left" w:pos="6899"/>
+        </w:tabs>
+      </w:pPr>
+      <w:r>
+        <w:t xml:space="preserve">                                                                                                                                             </w:t>
+      </w:r>
+    </w:p>
+    <w:p>
+      <w:pPr>
+        <w:tabs>
+          <w:tab w:val="left" w:pos="6899"/>
+        </w:tabs>
+      </w:pPr>
+      <w:r>
+        <w:t xml:space="preserve">Slide </w:t>
+      </w:r>
+      <w:r>
+        <w:t>6</w:t>
+      </w:r>
+      <w:r>
+        <w:t>) Explain the basics (MAR)</w:t>
+      </w:r>
+      <w:r>
+        <w:br/>
+        <w:t xml:space="preserve">Explain how MAR </w:t>
+      </w:r>
+      <w:r>
+        <w:t>is a solution to the problem discussed on slide 5</w:t>
+      </w:r>
+      <w:r>
+        <w:br/>
+        <w:t>Show an example with 4 matrices Xt and Xt-1 and A and B</w:t>
+      </w:r>
+    </w:p>
+    <w:p>
+      <w:pPr>
+        <w:tabs>
+          <w:tab w:val="left" w:pos="6899"/>
+        </w:tabs>
+      </w:pPr>
+    </w:p>
+    <w:p>
+      <w:pPr>
+        <w:tabs>
+          <w:tab w:val="left" w:pos="6899"/>
+        </w:tabs>
+      </w:pPr>
+    </w:p>
+    <w:p>
+      <w:r>
+        <w:t xml:space="preserve">Slide </w:t>
+      </w:r>
+      <w:r>
+        <w:t>7</w:t>
       </w:r>
       <w:r>
         <w:t xml:space="preserve">) </w:t>
       </w:r>
       <w:r>
-        <w:t>Research question</w:t>
-      </w:r>
-      <w:r>
-        <w:br/>
-      </w:r>
-      <w:r>
-        <w:t>Research question</w:t>
-      </w:r>
-      <w:r>
-        <w:br/>
-        <w:t xml:space="preserve">In this thesis we want to explore the usage of </w:t>
-      </w:r>
-      <w:r>
-        <w:t>Autoregressive models for Matrix-Valued Time Series</w:t>
-      </w:r>
-      <w:r>
-        <w:t>. For these purposes we will use the sectoral US unemployment data.</w:t>
-      </w:r>
-    </w:p>
-    <w:p>
-      <w:pPr>
-        <w:tabs>
-          <w:tab w:val="left" w:pos="6899"/>
-        </w:tabs>
-      </w:pPr>
-    </w:p>
-    <w:p>
-      <w:pPr>
-        <w:tabs>
-          <w:tab w:val="left" w:pos="6899"/>
-        </w:tabs>
-      </w:pPr>
-      <w:r>
-        <w:t>Slide 3) Data</w:t>
-      </w:r>
-      <w:r>
-        <w:br/>
-        <w:t xml:space="preserve">Show how data looks like and what do we want to achieve with it. </w:t>
-      </w:r>
-    </w:p>
-    <w:p>
-      <w:pPr>
-        <w:tabs>
-          <w:tab w:val="left" w:pos="6899"/>
-        </w:tabs>
-      </w:pPr>
-    </w:p>
-    <w:p>
-      <w:pPr>
-        <w:tabs>
-          <w:tab w:val="left" w:pos="6899"/>
-        </w:tabs>
-      </w:pPr>
-      <w:r>
-        <w:t>Slide 3</w:t>
-      </w:r>
-      <w:r>
-        <w:t>.1</w:t>
-      </w:r>
-      <w:r>
-        <w:t>) Data</w:t>
-      </w:r>
-      <w:r>
-        <w:br/>
-        <w:t>Show Tensor data</w:t>
-      </w:r>
-    </w:p>
-    <w:p>
-      <w:pPr>
-        <w:tabs>
-          <w:tab w:val="left" w:pos="6899"/>
-        </w:tabs>
-      </w:pPr>
-    </w:p>
-    <w:p>
-      <w:pPr>
-        <w:tabs>
-          <w:tab w:val="left" w:pos="6899"/>
-        </w:tabs>
-      </w:pPr>
-    </w:p>
-    <w:p>
-      <w:pPr>
-        <w:tabs>
-          <w:tab w:val="left" w:pos="6899"/>
-        </w:tabs>
-      </w:pPr>
-      <w:r>
-        <w:t>Slide 4) Matrix to matrix</w:t>
-      </w:r>
-      <w:r>
-        <w:br/>
-        <w:t xml:space="preserve">Show 2 matrixes and say that we want to understand how one affects the other </w:t>
-      </w:r>
-    </w:p>
-    <w:p>
-      <w:pPr>
-        <w:tabs>
-          <w:tab w:val="left" w:pos="6899"/>
-        </w:tabs>
-      </w:pPr>
-    </w:p>
-    <w:p>
-      <w:pPr>
-        <w:tabs>
-          <w:tab w:val="left" w:pos="6899"/>
-        </w:tabs>
-      </w:pPr>
-      <w:r>
-        <w:t xml:space="preserve">Slide </w:t>
-      </w:r>
-      <w:r>
-        <w:t>5</w:t>
-      </w:r>
-      <w:r>
-        <w:t>) Explain the basics (VAR)</w:t>
-      </w:r>
-      <w:r>
-        <w:br/>
-      </w:r>
-      <w:r>
-        <w:t>In terms to understand why we would prefer MAR models</w:t>
-      </w:r>
-      <w:r>
-        <w:t xml:space="preserve"> over VAR</w:t>
-      </w:r>
-      <w:r>
-        <w:t xml:space="preserve"> we first need to explain </w:t>
-      </w:r>
-      <w:r>
-        <w:t>the latter</w:t>
-      </w:r>
-      <w:r>
-        <w:t xml:space="preserve">. </w:t>
-      </w:r>
-      <w:r>
-        <w:br/>
-        <w:t>Here explain how VAR works.</w:t>
-      </w:r>
-      <w:r>
-        <w:br/>
-        <w:t xml:space="preserve">Then explain why VAR is not the most efficient thing. </w:t>
-      </w:r>
-      <w:r>
-        <w:t>Like show and compare what kind of computation we need to do for VAR and MAR.</w:t>
-      </w:r>
-    </w:p>
-    <w:p>
-      <w:pPr>
-        <w:tabs>
-          <w:tab w:val="left" w:pos="6899"/>
-        </w:tabs>
-      </w:pPr>
-    </w:p>
-    <w:p>
-      <w:pPr>
-        <w:tabs>
-          <w:tab w:val="left" w:pos="6899"/>
-        </w:tabs>
-      </w:pPr>
-      <w:r>
-        <w:t xml:space="preserve">Slide </w:t>
-      </w:r>
-      <w:r>
-        <w:t>6</w:t>
-      </w:r>
-      <w:r>
-        <w:t>) Explain the basics (MAR)</w:t>
-      </w:r>
-      <w:r>
-        <w:br/>
-        <w:t>E</w:t>
-      </w:r>
-      <w:r>
-        <w:t xml:space="preserve">xplain how </w:t>
-      </w:r>
-      <w:r>
-        <w:t>M</w:t>
-      </w:r>
-      <w:r>
-        <w:t xml:space="preserve">AR </w:t>
-      </w:r>
-      <w:r>
-        <w:t>is a solution to the problem discussed on slide 5</w:t>
-      </w:r>
-      <w:r>
-        <w:br/>
-        <w:t>Show an example with 4 matrices Xt and Xt-1 and A and B</w:t>
-      </w:r>
-    </w:p>
-    <w:p>
-      <w:pPr>
-        <w:tabs>
-          <w:tab w:val="left" w:pos="6899"/>
-        </w:tabs>
-      </w:pPr>
-    </w:p>
-    <w:p>
-      <w:r>
-        <w:t xml:space="preserve">Slide </w:t>
-      </w:r>
-      <w:r>
-        <w:t>7</w:t>
-      </w:r>
-      <w:r>
-        <w:t xml:space="preserve">) </w:t>
-      </w:r>
-      <w:r>
         <w:t>Interpretation</w:t>
       </w:r>
       <w:r>
         <w:br/>
-      </w:r>
-      <w:r>
         <w:t>Interpretation of A and B</w:t>
       </w:r>
       <w:r>
@@ -527,98 +706,81 @@
     </w:p>
     <w:p>
       <w:r>
+        <w:t>Slide 8)</w:t>
+      </w:r>
+      <w:r>
+        <w:t xml:space="preserve"> Estimation</w:t>
+      </w:r>
+      <w:r>
+        <w:br/>
+        <w:t>Estimation of A and B</w:t>
+      </w:r>
+      <w:r>
+        <w:br/>
+        <w:t>Say that there are 3 methods</w:t>
+      </w:r>
+    </w:p>
+    <w:p/>
+    <w:p>
+      <w:r>
+        <w:t>Slide 9) Estimation</w:t>
+      </w:r>
+      <w:r>
+        <w:br/>
+        <w:t>Explain Method 2</w:t>
+      </w:r>
+    </w:p>
+    <w:p/>
+    <w:p>
+      <w:r>
+        <w:t>Slide 9.1) Estimation</w:t>
+      </w:r>
+      <w:r>
+        <w:br/>
+        <w:t>Explain Method 2</w:t>
+      </w:r>
+      <w:r>
+        <w:br/>
+      </w:r>
+    </w:p>
+    <w:p>
+      <w:r>
+        <w:t>Slide 10) What have we done</w:t>
+      </w:r>
+      <w:r>
+        <w:br/>
+        <w:t xml:space="preserve">TensorTS </w:t>
+      </w:r>
+      <w:r>
+        <w:br/>
+        <w:t xml:space="preserve">Say that we will use TensorTS library to calculate matrices A and B. </w:t>
+      </w:r>
+      <w:r>
+        <w:br/>
+        <w:t>But to calculate we have we preprocess our data in a special format and check its stability</w:t>
+      </w:r>
+      <w:r>
+        <w:br/>
+      </w:r>
+      <w:r>
         <w:lastRenderedPageBreak/>
-        <w:t>Slide 8)</w:t>
-      </w:r>
-      <w:r>
-        <w:t xml:space="preserve"> Estimation</w:t>
-      </w:r>
-      <w:r>
-        <w:br/>
-      </w:r>
-      <w:r>
-        <w:t>Est</w:t>
-      </w:r>
-      <w:r>
-        <w:t xml:space="preserve">imation </w:t>
-      </w:r>
-      <w:r>
-        <w:t>of A and B</w:t>
-      </w:r>
-      <w:r>
-        <w:br/>
-        <w:t>Say that there are 3 methods</w:t>
+        <w:br/>
+        <w:t>Slide 11) Data gathering</w:t>
+      </w:r>
+      <w:r>
+        <w:br/>
+        <w:t xml:space="preserve">Fred, </w:t>
+      </w:r>
+      <w:r>
+        <w:t>talk</w:t>
+      </w:r>
+      <w:r>
+        <w:t xml:space="preserve"> about employment vs unemployment</w:t>
       </w:r>
     </w:p>
     <w:p/>
     <w:p>
       <w:r>
-        <w:t xml:space="preserve">Slide </w:t>
-      </w:r>
-      <w:r>
-        <w:t>9</w:t>
-      </w:r>
-      <w:r>
-        <w:t>) Estimation</w:t>
-      </w:r>
-      <w:r>
-        <w:br/>
-        <w:t>Explain Method 2</w:t>
-      </w:r>
-    </w:p>
-    <w:p/>
-    <w:p>
-      <w:r>
-        <w:t>Slide 9</w:t>
-      </w:r>
-      <w:r>
-        <w:t>.1</w:t>
-      </w:r>
-      <w:r>
-        <w:t>) Estimation</w:t>
-      </w:r>
-      <w:r>
-        <w:br/>
-        <w:t>Explain Method 2</w:t>
-      </w:r>
-      <w:r>
-        <w:br/>
-      </w:r>
-    </w:p>
-    <w:p>
-      <w:r>
-        <w:t xml:space="preserve">Slide 10) </w:t>
-      </w:r>
-      <w:r>
-        <w:t>What have we done</w:t>
-      </w:r>
-      <w:r>
-        <w:br/>
-        <w:t xml:space="preserve">TensorTS </w:t>
-      </w:r>
-      <w:r>
-        <w:br/>
-        <w:t xml:space="preserve">Say that we will use TensorTS library to calculate matrices A and B. </w:t>
-      </w:r>
-      <w:r>
-        <w:br/>
-        <w:t>But to calculate we have we preprocess our data in a special format and check its stability</w:t>
-      </w:r>
-      <w:r>
-        <w:br/>
-      </w:r>
-      <w:r>
-        <w:br/>
-        <w:t>Slide 11) Data gathering</w:t>
-      </w:r>
-      <w:r>
-        <w:br/>
-        <w:t>Fred, tell about employment vs unemployment</w:t>
-      </w:r>
-    </w:p>
-    <w:p/>
-    <w:p>
-      <w:r>
         <w:t>Slide 12) Data processing</w:t>
       </w:r>
       <w:r>
@@ -674,6 +836,18 @@
       </w:r>
       <w:r>
         <w:br/>
+      </w:r>
+      <w:r>
+        <w:br/>
+        <w:t>Slide 15) Thank you for your attention</w:t>
+      </w:r>
+      <w:r>
+        <w:br/>
+      </w:r>
+    </w:p>
+    <w:p>
+      <w:r>
+        <w:t>Slide 16) Q&amp;A part</w:t>
       </w:r>
     </w:p>
     <w:p>
